--- a/hw1_report.docx
+++ b/hw1_report.docx
@@ -7,12 +7,18 @@
         <w:bidi/>
         <w:spacing w:before="600"/>
         <w:rPr>
-          <w:rtl/>
-        </w:rPr>
-      </w:pPr>
-      <w:r>
-        <w:rPr>
-          <w:rFonts w:hint="cs"/>
+          <w:b/>
+          <w:bCs/>
+          <w:u w:val="single"/>
+          <w:rtl/>
+        </w:rPr>
+      </w:pPr>
+      <w:r>
+        <w:rPr>
+          <w:rFonts w:hint="cs"/>
+          <w:b/>
+          <w:bCs/>
+          <w:u w:val="single"/>
           <w:rtl/>
         </w:rPr>
         <w:t>ניתוח ביצועים:</w:t>
@@ -26,16 +32,17 @@
         <w:tblLook w:val="04A0" w:firstRow="1" w:lastRow="0" w:firstColumn="1" w:lastColumn="0" w:noHBand="0" w:noVBand="1"/>
       </w:tblPr>
       <w:tblGrid>
-        <w:gridCol w:w="1992"/>
-        <w:gridCol w:w="1992"/>
+        <w:gridCol w:w="1848"/>
+        <w:gridCol w:w="1848"/>
       </w:tblGrid>
       <w:tr>
         <w:trPr>
-          <w:trHeight w:val="352"/>
+          <w:trHeight w:val="172"/>
         </w:trPr>
         <w:tc>
           <w:tcPr>
-            <w:tcW w:w="1992" w:type="dxa"/>
+            <w:tcW w:w="1848" w:type="dxa"/>
+            <w:vAlign w:val="center"/>
           </w:tcPr>
           <w:p>
             <w:pPr>
@@ -63,7 +70,8 @@
         </w:tc>
         <w:tc>
           <w:tcPr>
-            <w:tcW w:w="1992" w:type="dxa"/>
+            <w:tcW w:w="1848" w:type="dxa"/>
+            <w:vAlign w:val="center"/>
           </w:tcPr>
           <w:p>
             <w:pPr>
@@ -86,11 +94,12 @@
       </w:tr>
       <w:tr>
         <w:trPr>
-          <w:trHeight w:val="352"/>
+          <w:trHeight w:val="172"/>
         </w:trPr>
         <w:tc>
           <w:tcPr>
-            <w:tcW w:w="1992" w:type="dxa"/>
+            <w:tcW w:w="1848" w:type="dxa"/>
+            <w:vAlign w:val="center"/>
           </w:tcPr>
           <w:p>
             <w:pPr>
@@ -108,7 +117,8 @@
         </w:tc>
         <w:tc>
           <w:tcPr>
-            <w:tcW w:w="1992" w:type="dxa"/>
+            <w:tcW w:w="1848" w:type="dxa"/>
+            <w:vAlign w:val="center"/>
           </w:tcPr>
           <w:p>
             <w:pPr>
@@ -120,18 +130,23 @@
               </w:rPr>
             </w:pPr>
             <w:r>
-              <w:t>1:55</w:t>
+              <w:rPr>
+                <w:rFonts w:hint="cs"/>
+                <w:rtl/>
+              </w:rPr>
+              <w:t>122.835 שניות</w:t>
             </w:r>
           </w:p>
         </w:tc>
       </w:tr>
       <w:tr>
         <w:trPr>
-          <w:trHeight w:val="352"/>
+          <w:trHeight w:val="172"/>
         </w:trPr>
         <w:tc>
           <w:tcPr>
-            <w:tcW w:w="1992" w:type="dxa"/>
+            <w:tcW w:w="1848" w:type="dxa"/>
+            <w:vAlign w:val="center"/>
           </w:tcPr>
           <w:p>
             <w:pPr>
@@ -149,7 +164,8 @@
         </w:tc>
         <w:tc>
           <w:tcPr>
-            <w:tcW w:w="1992" w:type="dxa"/>
+            <w:tcW w:w="1848" w:type="dxa"/>
+            <w:vAlign w:val="center"/>
           </w:tcPr>
           <w:p>
             <w:pPr>
@@ -161,18 +177,23 @@
               </w:rPr>
             </w:pPr>
             <w:r>
-              <w:t>3</w:t>
+              <w:rPr>
+                <w:rFonts w:hint="cs"/>
+                <w:rtl/>
+              </w:rPr>
+              <w:t>1.944 שניות</w:t>
             </w:r>
           </w:p>
         </w:tc>
       </w:tr>
       <w:tr>
         <w:trPr>
-          <w:trHeight w:val="352"/>
+          <w:trHeight w:val="172"/>
         </w:trPr>
         <w:tc>
           <w:tcPr>
-            <w:tcW w:w="1992" w:type="dxa"/>
+            <w:tcW w:w="1848" w:type="dxa"/>
+            <w:vAlign w:val="center"/>
           </w:tcPr>
           <w:p>
             <w:pPr>
@@ -190,7 +211,8 @@
         </w:tc>
         <w:tc>
           <w:tcPr>
-            <w:tcW w:w="1992" w:type="dxa"/>
+            <w:tcW w:w="1848" w:type="dxa"/>
+            <w:vAlign w:val="center"/>
           </w:tcPr>
           <w:p>
             <w:pPr>
@@ -202,18 +224,23 @@
               </w:rPr>
             </w:pPr>
             <w:r>
-              <w:t>1</w:t>
+              <w:rPr>
+                <w:rFonts w:hint="cs"/>
+                <w:rtl/>
+              </w:rPr>
+              <w:t>0.365 שניות</w:t>
             </w:r>
           </w:p>
         </w:tc>
       </w:tr>
       <w:tr>
         <w:trPr>
-          <w:trHeight w:val="352"/>
+          <w:trHeight w:val="370"/>
         </w:trPr>
         <w:tc>
           <w:tcPr>
-            <w:tcW w:w="1992" w:type="dxa"/>
+            <w:tcW w:w="1848" w:type="dxa"/>
+            <w:vAlign w:val="center"/>
           </w:tcPr>
           <w:p>
             <w:pPr>
@@ -231,7 +258,8 @@
         </w:tc>
         <w:tc>
           <w:tcPr>
-            <w:tcW w:w="1992" w:type="dxa"/>
+            <w:tcW w:w="1848" w:type="dxa"/>
+            <w:vAlign w:val="center"/>
           </w:tcPr>
           <w:p>
             <w:pPr>
@@ -243,18 +271,23 @@
               </w:rPr>
             </w:pPr>
             <w:r>
-              <w:t>0.5</w:t>
+              <w:rPr>
+                <w:rFonts w:hint="cs"/>
+                <w:rtl/>
+              </w:rPr>
+              <w:t>0.235 שניות</w:t>
             </w:r>
           </w:p>
         </w:tc>
       </w:tr>
       <w:tr>
         <w:trPr>
-          <w:trHeight w:val="352"/>
+          <w:trHeight w:val="279"/>
         </w:trPr>
         <w:tc>
           <w:tcPr>
-            <w:tcW w:w="1992" w:type="dxa"/>
+            <w:tcW w:w="1848" w:type="dxa"/>
+            <w:vAlign w:val="center"/>
           </w:tcPr>
           <w:p>
             <w:pPr>
@@ -272,7 +305,8 @@
         </w:tc>
         <w:tc>
           <w:tcPr>
-            <w:tcW w:w="1992" w:type="dxa"/>
+            <w:tcW w:w="1848" w:type="dxa"/>
+            <w:vAlign w:val="center"/>
           </w:tcPr>
           <w:p>
             <w:pPr>
@@ -288,18 +322,19 @@
                 <w:rFonts w:hint="cs"/>
                 <w:rtl/>
               </w:rPr>
-              <w:t>קטן מידי בשביל למדוד</w:t>
+              <w:t>0.181 שניות</w:t>
             </w:r>
           </w:p>
         </w:tc>
       </w:tr>
       <w:tr>
         <w:trPr>
-          <w:trHeight w:val="54"/>
+          <w:trHeight w:val="119"/>
         </w:trPr>
         <w:tc>
           <w:tcPr>
-            <w:tcW w:w="1992" w:type="dxa"/>
+            <w:tcW w:w="1848" w:type="dxa"/>
+            <w:vAlign w:val="center"/>
           </w:tcPr>
           <w:p>
             <w:pPr>
@@ -317,7 +352,8 @@
         </w:tc>
         <w:tc>
           <w:tcPr>
-            <w:tcW w:w="1992" w:type="dxa"/>
+            <w:tcW w:w="1848" w:type="dxa"/>
+            <w:vAlign w:val="center"/>
           </w:tcPr>
           <w:p>
             <w:pPr>
@@ -325,15 +361,20 @@
               <w:spacing w:before="600"/>
               <w:jc w:val="center"/>
               <w:rPr>
+                <w:rFonts w:hint="cs"/>
                 <w:rtl/>
+                <w:lang w:val="en-US"/>
               </w:rPr>
             </w:pPr>
+            <w:r>
+              <w:t>0.158</w:t>
+            </w:r>
             <w:r>
               <w:rPr>
                 <w:rFonts w:hint="cs"/>
                 <w:rtl/>
               </w:rPr>
-              <w:t>קטן מידי בשביל למדוד</w:t>
+              <w:t xml:space="preserve"> שניות</w:t>
             </w:r>
           </w:p>
         </w:tc>
@@ -491,6 +532,7 @@
           <w:bCs/>
           <w:u w:val="single"/>
         </w:rPr>
+        <w:lastRenderedPageBreak/>
         <w:t>O_EXCL</w:t>
       </w:r>
       <w:r>
@@ -679,7 +721,6 @@
         <w:bidi/>
         <w:spacing w:before="600"/>
         <w:rPr>
-          <w:rFonts w:hint="cs"/>
           <w:rtl/>
           <w:lang w:val="en-US"/>
         </w:rPr>
